--- a/Product Requirement Document/📄 PRD — Food Delivery & Ordering Platform.docx
+++ b/Product Requirement Document/📄 PRD — Food Delivery & Ordering Platform.docx
@@ -24,27 +24,7 @@
           <w:sz w:val="46"/>
           <w:szCs w:val="46"/>
         </w:rPr>
-        <w:t>📄</w:t>
-      </w:r>
-      <w:r>
-        <w:rPr>
-          <w:b/>
-          <w:bCs/>
-          <w:sz w:val="46"/>
-          <w:szCs w:val="46"/>
-        </w:rPr>
-        <w:t xml:space="preserve"> PRD — Food Delivery &amp; Ordering </w:t>
-      </w:r>
-      <w:bookmarkStart w:id="1" w:name="_GoBack"/>
-      <w:bookmarkEnd w:id="1"/>
-      <w:r>
-        <w:rPr>
-          <w:b/>
-          <w:bCs/>
-          <w:sz w:val="46"/>
-          <w:szCs w:val="46"/>
-        </w:rPr>
-        <w:t>Platform</w:t>
+        <w:t>📄 PRD — Food Delivery &amp; Ordering Platform</w:t>
       </w:r>
     </w:p>
     <w:p>
@@ -60,8 +40,8 @@
           <w:szCs w:val="34"/>
         </w:rPr>
       </w:pPr>
-      <w:bookmarkStart w:id="2" w:name="_1fsksau2k98q" w:colFirst="0" w:colLast="0"/>
-      <w:bookmarkEnd w:id="2"/>
+      <w:bookmarkStart w:id="1" w:name="_1fsksau2k98q" w:colFirst="0" w:colLast="0"/>
+      <w:bookmarkEnd w:id="1"/>
       <w:r>
         <w:rPr>
           <w:b/>
@@ -86,8 +66,8 @@
           <w:szCs w:val="26"/>
         </w:rPr>
       </w:pPr>
-      <w:bookmarkStart w:id="3" w:name="_c6in6zwyu2av" w:colFirst="0" w:colLast="0"/>
-      <w:bookmarkEnd w:id="3"/>
+      <w:bookmarkStart w:id="2" w:name="_c6in6zwyu2av" w:colFirst="0" w:colLast="0"/>
+      <w:bookmarkEnd w:id="2"/>
       <w:r>
         <w:rPr>
           <w:b/>
@@ -130,8 +110,8 @@
           <w:szCs w:val="26"/>
         </w:rPr>
       </w:pPr>
-      <w:bookmarkStart w:id="4" w:name="_s7eu06c8gb1d" w:colFirst="0" w:colLast="0"/>
-      <w:bookmarkEnd w:id="4"/>
+      <w:bookmarkStart w:id="3" w:name="_s7eu06c8gb1d" w:colFirst="0" w:colLast="0"/>
+      <w:bookmarkEnd w:id="3"/>
       <w:r>
         <w:rPr>
           <w:b/>
@@ -148,15 +128,7 @@
         <w:spacing w:before="240" w:after="240"/>
       </w:pPr>
       <w:r>
-        <w:t xml:space="preserve">Build a scalable, multi-region food ordering and delivery platform connecting customers, </w:t>
-      </w:r>
-      <w:proofErr w:type="gramStart"/>
-      <w:r>
-        <w:t>restaurants</w:t>
-      </w:r>
-      <w:proofErr w:type="gramEnd"/>
-      <w:r>
-        <w:t>, delivery agents, and admins, with strong consistency for money and orders, and clear operational ownership.</w:t>
+        <w:t>Build a scalable, multi-region food ordering and delivery platform connecting customers, restaurants, delivery agents, and admins, with strong consistency for money and orders, and clear operational ownership.</w:t>
       </w:r>
     </w:p>
     <w:p>
@@ -179,8 +151,8 @@
           <w:szCs w:val="34"/>
         </w:rPr>
       </w:pPr>
-      <w:bookmarkStart w:id="5" w:name="_itfi4an0m7z9" w:colFirst="0" w:colLast="0"/>
-      <w:bookmarkEnd w:id="5"/>
+      <w:bookmarkStart w:id="4" w:name="_itfi4an0m7z9" w:colFirst="0" w:colLast="0"/>
+      <w:bookmarkEnd w:id="4"/>
       <w:r>
         <w:rPr>
           <w:b/>
@@ -205,8 +177,8 @@
           <w:szCs w:val="26"/>
         </w:rPr>
       </w:pPr>
-      <w:bookmarkStart w:id="6" w:name="_1e5hdynyw3oe" w:colFirst="0" w:colLast="0"/>
-      <w:bookmarkEnd w:id="6"/>
+      <w:bookmarkStart w:id="5" w:name="_1e5hdynyw3oe" w:colFirst="0" w:colLast="0"/>
+      <w:bookmarkEnd w:id="5"/>
       <w:r>
         <w:rPr>
           <w:b/>
@@ -215,17 +187,7 @@
           <w:sz w:val="26"/>
           <w:szCs w:val="26"/>
         </w:rPr>
-        <w:t>2.1 End User (Customer</w:t>
-      </w:r>
-      <w:r>
-        <w:rPr>
-          <w:b/>
-          <w:bCs/>
-          <w:color w:val="000000"/>
-          <w:sz w:val="26"/>
-          <w:szCs w:val="26"/>
-        </w:rPr>
-        <w:t>)</w:t>
+        <w:t>2.1 End User (Customer)</w:t>
       </w:r>
     </w:p>
     <w:p>
@@ -335,8 +297,8 @@
           <w:szCs w:val="26"/>
         </w:rPr>
       </w:pPr>
-      <w:bookmarkStart w:id="7" w:name="_am1qru7balg5" w:colFirst="0" w:colLast="0"/>
-      <w:bookmarkEnd w:id="7"/>
+      <w:bookmarkStart w:id="6" w:name="_am1qru7balg5" w:colFirst="0" w:colLast="0"/>
+      <w:bookmarkEnd w:id="6"/>
       <w:r>
         <w:rPr>
           <w:b/>
@@ -362,8 +324,8 @@
           <w:szCs w:val="22"/>
         </w:rPr>
       </w:pPr>
-      <w:bookmarkStart w:id="8" w:name="_2osnqfsyxnj" w:colFirst="0" w:colLast="0"/>
-      <w:bookmarkEnd w:id="8"/>
+      <w:bookmarkStart w:id="7" w:name="_2osnqfsyxnj" w:colFirst="0" w:colLast="0"/>
+      <w:bookmarkEnd w:id="7"/>
       <w:r>
         <w:rPr>
           <w:b/>
@@ -389,8 +351,8 @@
           <w:szCs w:val="20"/>
         </w:rPr>
       </w:pPr>
-      <w:bookmarkStart w:id="9" w:name="_nxne7n3t1cv2" w:colFirst="0" w:colLast="0"/>
-      <w:bookmarkEnd w:id="9"/>
+      <w:bookmarkStart w:id="8" w:name="_nxne7n3t1cv2" w:colFirst="0" w:colLast="0"/>
+      <w:bookmarkEnd w:id="8"/>
       <w:r>
         <w:rPr>
           <w:rFonts w:ascii="Andika" w:eastAsia="Andika" w:hAnsi="Andika" w:cs="Andika"/>
@@ -401,40 +363,7 @@
           <w:szCs w:val="20"/>
         </w:rPr>
         <w:lastRenderedPageBreak/>
-        <w:t>1</w:t>
-      </w:r>
-      <w:r>
-        <w:rPr>
-          <w:rFonts w:ascii="Andika" w:eastAsia="Andika" w:hAnsi="Andika" w:cs="Andika"/>
-          <w:b/>
-          <w:bCs/>
-          <w:color w:val="000000"/>
-          <w:sz w:val="20"/>
-          <w:szCs w:val="20"/>
-        </w:rPr>
-        <w:t>️</w:t>
-      </w:r>
-      <w:r>
-        <w:rPr>
-          <w:rFonts w:ascii="Andika" w:eastAsia="Andika" w:hAnsi="Andika" w:cs="Andika"/>
-          <w:b/>
-          <w:bCs/>
-          <w:color w:val="000000"/>
-          <w:sz w:val="20"/>
-          <w:szCs w:val="20"/>
-        </w:rPr>
-        <w:t>⃣</w:t>
-      </w:r>
-      <w:r>
-        <w:rPr>
-          <w:rFonts w:ascii="Andika" w:eastAsia="Andika" w:hAnsi="Andika" w:cs="Andika"/>
-          <w:b/>
-          <w:bCs/>
-          <w:color w:val="000000"/>
-          <w:sz w:val="20"/>
-          <w:szCs w:val="20"/>
-        </w:rPr>
-        <w:t xml:space="preserve"> Restaurant Owner</w:t>
+        <w:t>1️⃣ Restaurant Owner</w:t>
       </w:r>
     </w:p>
     <w:p>
@@ -553,8 +482,8 @@
           <w:szCs w:val="20"/>
         </w:rPr>
       </w:pPr>
-      <w:bookmarkStart w:id="10" w:name="_dc4a5ad7ifq" w:colFirst="0" w:colLast="0"/>
-      <w:bookmarkEnd w:id="10"/>
+      <w:bookmarkStart w:id="9" w:name="_dc4a5ad7ifq" w:colFirst="0" w:colLast="0"/>
+      <w:bookmarkEnd w:id="9"/>
       <w:r>
         <w:rPr>
           <w:rFonts w:ascii="Andika" w:eastAsia="Andika" w:hAnsi="Andika" w:cs="Andika"/>
@@ -564,40 +493,7 @@
           <w:sz w:val="20"/>
           <w:szCs w:val="20"/>
         </w:rPr>
-        <w:t>2</w:t>
-      </w:r>
-      <w:r>
-        <w:rPr>
-          <w:rFonts w:ascii="Andika" w:eastAsia="Andika" w:hAnsi="Andika" w:cs="Andika"/>
-          <w:b/>
-          <w:bCs/>
-          <w:color w:val="000000"/>
-          <w:sz w:val="20"/>
-          <w:szCs w:val="20"/>
-        </w:rPr>
-        <w:t>️</w:t>
-      </w:r>
-      <w:r>
-        <w:rPr>
-          <w:rFonts w:ascii="Andika" w:eastAsia="Andika" w:hAnsi="Andika" w:cs="Andika"/>
-          <w:b/>
-          <w:bCs/>
-          <w:color w:val="000000"/>
-          <w:sz w:val="20"/>
-          <w:szCs w:val="20"/>
-        </w:rPr>
-        <w:t>⃣</w:t>
-      </w:r>
-      <w:r>
-        <w:rPr>
-          <w:rFonts w:ascii="Andika" w:eastAsia="Andika" w:hAnsi="Andika" w:cs="Andika"/>
-          <w:b/>
-          <w:bCs/>
-          <w:color w:val="000000"/>
-          <w:sz w:val="20"/>
-          <w:szCs w:val="20"/>
-        </w:rPr>
-        <w:t xml:space="preserve"> Restaurant Manager</w:t>
+        <w:t>2️⃣ Restaurant Manager</w:t>
       </w:r>
     </w:p>
     <w:p>
@@ -668,10 +564,7 @@
         <w:spacing w:after="240"/>
       </w:pPr>
       <w:r>
-        <w:t>View orders &amp;</w:t>
-      </w:r>
-      <w:r>
-        <w:t xml:space="preserve"> basic analytics</w:t>
+        <w:t>View orders &amp; basic analytics</w:t>
       </w:r>
       <w:r>
         <w:br/>
@@ -691,8 +584,8 @@
           <w:szCs w:val="20"/>
         </w:rPr>
       </w:pPr>
-      <w:bookmarkStart w:id="11" w:name="_582xzyfwy6kp" w:colFirst="0" w:colLast="0"/>
-      <w:bookmarkEnd w:id="11"/>
+      <w:bookmarkStart w:id="10" w:name="_582xzyfwy6kp" w:colFirst="0" w:colLast="0"/>
+      <w:bookmarkEnd w:id="10"/>
       <w:r>
         <w:rPr>
           <w:rFonts w:ascii="Andika" w:eastAsia="Andika" w:hAnsi="Andika" w:cs="Andika"/>
@@ -702,40 +595,7 @@
           <w:sz w:val="20"/>
           <w:szCs w:val="20"/>
         </w:rPr>
-        <w:t>3</w:t>
-      </w:r>
-      <w:r>
-        <w:rPr>
-          <w:rFonts w:ascii="Andika" w:eastAsia="Andika" w:hAnsi="Andika" w:cs="Andika"/>
-          <w:b/>
-          <w:bCs/>
-          <w:color w:val="000000"/>
-          <w:sz w:val="20"/>
-          <w:szCs w:val="20"/>
-        </w:rPr>
-        <w:t>️</w:t>
-      </w:r>
-      <w:r>
-        <w:rPr>
-          <w:rFonts w:ascii="Andika" w:eastAsia="Andika" w:hAnsi="Andika" w:cs="Andika"/>
-          <w:b/>
-          <w:bCs/>
-          <w:color w:val="000000"/>
-          <w:sz w:val="20"/>
-          <w:szCs w:val="20"/>
-        </w:rPr>
-        <w:t>⃣</w:t>
-      </w:r>
-      <w:r>
-        <w:rPr>
-          <w:rFonts w:ascii="Andika" w:eastAsia="Andika" w:hAnsi="Andika" w:cs="Andika"/>
-          <w:b/>
-          <w:bCs/>
-          <w:color w:val="000000"/>
-          <w:sz w:val="20"/>
-          <w:szCs w:val="20"/>
-        </w:rPr>
-        <w:t xml:space="preserve"> Restaurant Staff</w:t>
+        <w:t>3️⃣ Restaurant Staff</w:t>
       </w:r>
     </w:p>
     <w:p>
@@ -824,8 +684,8 @@
           <w:szCs w:val="26"/>
         </w:rPr>
       </w:pPr>
-      <w:bookmarkStart w:id="12" w:name="_oy57pux2th4w" w:colFirst="0" w:colLast="0"/>
-      <w:bookmarkEnd w:id="12"/>
+      <w:bookmarkStart w:id="11" w:name="_oy57pux2th4w" w:colFirst="0" w:colLast="0"/>
+      <w:bookmarkEnd w:id="11"/>
       <w:r>
         <w:rPr>
           <w:b/>
@@ -973,8 +833,8 @@
           <w:szCs w:val="26"/>
         </w:rPr>
       </w:pPr>
-      <w:bookmarkStart w:id="13" w:name="_2vsmehppcax4" w:colFirst="0" w:colLast="0"/>
-      <w:bookmarkEnd w:id="13"/>
+      <w:bookmarkStart w:id="12" w:name="_2vsmehppcax4" w:colFirst="0" w:colLast="0"/>
+      <w:bookmarkEnd w:id="12"/>
       <w:r>
         <w:rPr>
           <w:b/>
@@ -1056,21 +916,8 @@
       <w:r>
         <w:br/>
       </w:r>
-    </w:p>
-    <w:p>
-      <w:pPr>
-        <w:numPr>
-          <w:ilvl w:val="0"/>
-          <w:numId w:val="2"/>
-        </w:numPr>
-        <w:spacing w:after="240"/>
-      </w:pPr>
-      <w:r>
-        <w:t>Resolve disputes (manual intervention)</w:t>
-      </w:r>
-      <w:r>
-        <w:br/>
-      </w:r>
+      <w:bookmarkStart w:id="13" w:name="_GoBack"/>
+      <w:bookmarkEnd w:id="13"/>
     </w:p>
     <w:p>
       <w:r>
@@ -1145,7 +992,6 @@
           <w:b/>
           <w:bCs/>
         </w:rPr>
-        <w:lastRenderedPageBreak/>
         <w:t>Online payment</w:t>
       </w:r>
       <w:r>
@@ -1196,6 +1042,7 @@
         </w:numPr>
       </w:pPr>
       <w:r>
+        <w:lastRenderedPageBreak/>
         <w:t>Order sent to restaurant</w:t>
       </w:r>
       <w:r>
@@ -1408,14 +1255,7 @@
           <w:b/>
           <w:bCs/>
         </w:rPr>
-        <w:t>Manua</w:t>
-      </w:r>
-      <w:r>
-        <w:rPr>
-          <w:b/>
-          <w:bCs/>
-        </w:rPr>
-        <w:t>l override</w:t>
+        <w:t>Manual override</w:t>
       </w:r>
       <w:r>
         <w:t xml:space="preserve"> (Restaurant)</w:t>
@@ -1485,7 +1325,6 @@
         <w:spacing w:after="240"/>
       </w:pPr>
       <w:r>
-        <w:lastRenderedPageBreak/>
         <w:t>Reject (limited retries)</w:t>
       </w:r>
       <w:r>
@@ -1521,6 +1360,7 @@
           <w:sz w:val="34"/>
           <w:szCs w:val="34"/>
         </w:rPr>
+        <w:lastRenderedPageBreak/>
         <w:t>5. Payments &amp; Money Flow</w:t>
       </w:r>
     </w:p>
@@ -1820,7 +1660,6 @@
         <w:spacing w:after="240"/>
       </w:pPr>
       <w:r>
-        <w:lastRenderedPageBreak/>
         <w:t>Platform commission deducted automatically</w:t>
       </w:r>
       <w:r>
@@ -1858,6 +1697,7 @@
           <w:sz w:val="26"/>
           <w:szCs w:val="26"/>
         </w:rPr>
+        <w:lastRenderedPageBreak/>
         <w:t>Payouts</w:t>
       </w:r>
     </w:p>
@@ -2143,50 +1983,50 @@
         </w:numPr>
       </w:pPr>
       <w:r>
+        <w:t>Order management</w:t>
+      </w:r>
+      <w:r>
+        <w:br/>
+      </w:r>
+    </w:p>
+    <w:p>
+      <w:pPr>
+        <w:numPr>
+          <w:ilvl w:val="0"/>
+          <w:numId w:val="26"/>
+        </w:numPr>
+      </w:pPr>
+      <w:r>
+        <w:t>Status updates</w:t>
+      </w:r>
+      <w:r>
+        <w:br/>
+      </w:r>
+    </w:p>
+    <w:p>
+      <w:pPr>
+        <w:numPr>
+          <w:ilvl w:val="0"/>
+          <w:numId w:val="26"/>
+        </w:numPr>
+      </w:pPr>
+      <w:r>
+        <w:t>Financial balance view</w:t>
+      </w:r>
+      <w:r>
+        <w:br/>
+      </w:r>
+    </w:p>
+    <w:p>
+      <w:pPr>
+        <w:numPr>
+          <w:ilvl w:val="0"/>
+          <w:numId w:val="26"/>
+        </w:numPr>
+        <w:spacing w:after="240"/>
+      </w:pPr>
+      <w:r>
         <w:lastRenderedPageBreak/>
-        <w:t>Order management</w:t>
-      </w:r>
-      <w:r>
-        <w:br/>
-      </w:r>
-    </w:p>
-    <w:p>
-      <w:pPr>
-        <w:numPr>
-          <w:ilvl w:val="0"/>
-          <w:numId w:val="26"/>
-        </w:numPr>
-      </w:pPr>
-      <w:r>
-        <w:t>Status updates</w:t>
-      </w:r>
-      <w:r>
-        <w:br/>
-      </w:r>
-    </w:p>
-    <w:p>
-      <w:pPr>
-        <w:numPr>
-          <w:ilvl w:val="0"/>
-          <w:numId w:val="26"/>
-        </w:numPr>
-      </w:pPr>
-      <w:r>
-        <w:t>Financial balance view</w:t>
-      </w:r>
-      <w:r>
-        <w:br/>
-      </w:r>
-    </w:p>
-    <w:p>
-      <w:pPr>
-        <w:numPr>
-          <w:ilvl w:val="0"/>
-          <w:numId w:val="26"/>
-        </w:numPr>
-        <w:spacing w:after="240"/>
-      </w:pPr>
-      <w:r>
         <w:t>Role management (Owner only)</w:t>
       </w:r>
       <w:r>
@@ -2469,7 +2309,6 @@
         </w:numPr>
       </w:pPr>
       <w:r>
-        <w:lastRenderedPageBreak/>
         <w:t>Browsing &lt;1s</w:t>
       </w:r>
       <w:r>
@@ -2520,6 +2359,7 @@
         </w:numPr>
       </w:pPr>
       <w:r>
+        <w:lastRenderedPageBreak/>
         <w:t>Strong consistency for orders &amp; payments</w:t>
       </w:r>
       <w:r>
@@ -2854,7 +2694,6 @@
           <w:b/>
           <w:bCs/>
         </w:rPr>
-        <w:lastRenderedPageBreak/>
         <w:t>Peak RPS:</w:t>
       </w:r>
       <w:r>
@@ -2926,6 +2765,7 @@
           <w:b/>
           <w:bCs/>
         </w:rPr>
+        <w:lastRenderedPageBreak/>
         <w:t>Writes:</w:t>
       </w:r>
       <w:r>
@@ -3160,16 +3000,7 @@
           <w:sz w:val="34"/>
           <w:szCs w:val="34"/>
         </w:rPr>
-        <w:t>10. Multi-Regio</w:t>
-      </w:r>
-      <w:r>
-        <w:rPr>
-          <w:b/>
-          <w:bCs/>
-          <w:sz w:val="34"/>
-          <w:szCs w:val="34"/>
-        </w:rPr>
-        <w:t>n Assumptions</w:t>
+        <w:t>10. Multi-Region Assumptions</w:t>
       </w:r>
     </w:p>
     <w:p>
@@ -3209,7 +3040,6 @@
         </w:numPr>
       </w:pPr>
       <w:r>
-        <w:lastRenderedPageBreak/>
         <w:t>Orders processed in restaurant’s region</w:t>
       </w:r>
       <w:r>
@@ -3260,6 +3090,7 @@
           <w:sz w:val="34"/>
           <w:szCs w:val="34"/>
         </w:rPr>
+        <w:lastRenderedPageBreak/>
         <w:t>11. Constraints &amp; Risks</w:t>
       </w:r>
     </w:p>
@@ -3418,10 +3249,7 @@
         </w:numPr>
       </w:pPr>
       <w:r>
-        <w:t>System remains stable und</w:t>
-      </w:r>
-      <w:r>
-        <w:t>er peak load</w:t>
+        <w:t>System remains stable under peak load</w:t>
       </w:r>
       <w:r>
         <w:br/>
@@ -3511,7 +3339,6 @@
         </w:numPr>
       </w:pPr>
       <w:r>
-        <w:lastRenderedPageBreak/>
         <w:t>Loyalty programs</w:t>
       </w:r>
       <w:r>
